--- a/Отчёты/Отчёт лаб5.docx
+++ b/Отчёты/Отчёт лаб5.docx
@@ -461,18 +461,34 @@
           <w:sz w:val="28"/>
           <w:szCs w:val="28"/>
         </w:rPr>
-        <w:t xml:space="preserve"> в каждом столбце. Найти местоположение </w:t>
+        <w:t xml:space="preserve"> в каждом столб</w:t>
       </w:r>
-      <w:proofErr w:type="spellStart"/>
       <w:r>
         <w:rPr>
           <w:rFonts w:ascii="Times New Roman" w:hAnsi="Times New Roman" w:cs="Times New Roman"/>
           <w:sz w:val="28"/>
           <w:szCs w:val="28"/>
         </w:rPr>
-        <w:t>максимумального</w:t>
+        <w:t xml:space="preserve">це. Найти местоположение </w:t>
       </w:r>
-      <w:proofErr w:type="spellEnd"/>
+      <w:proofErr w:type="gramStart"/>
+      <w:r>
+        <w:rPr>
+          <w:rFonts w:ascii="Times New Roman" w:hAnsi="Times New Roman" w:cs="Times New Roman"/>
+          <w:sz w:val="28"/>
+          <w:szCs w:val="28"/>
+        </w:rPr>
+        <w:t>макси</w:t>
+      </w:r>
+      <w:r>
+        <w:rPr>
+          <w:rFonts w:ascii="Times New Roman" w:hAnsi="Times New Roman" w:cs="Times New Roman"/>
+          <w:sz w:val="28"/>
+          <w:szCs w:val="28"/>
+        </w:rPr>
+        <w:t>мального</w:t>
+      </w:r>
+      <w:proofErr w:type="gramEnd"/>
       <w:r>
         <w:rPr>
           <w:rFonts w:ascii="Times New Roman" w:hAnsi="Times New Roman" w:cs="Times New Roman"/>
@@ -564,9 +580,9 @@
         <w:lastRenderedPageBreak/>
         <w:drawing>
           <wp:inline distT="0" distB="0" distL="0" distR="0">
-            <wp:extent cx="5940425" cy="8854876"/>
-            <wp:effectExtent l="19050" t="0" r="3175" b="0"/>
-            <wp:docPr id="1" name="Рисунок 1"/>
+            <wp:extent cx="3829986" cy="8939795"/>
+            <wp:effectExtent l="19050" t="0" r="0" b="0"/>
+            <wp:docPr id="3" name="Рисунок 4"/>
             <wp:cNvGraphicFramePr>
               <a:graphicFrameLocks xmlns:a="http://schemas.openxmlformats.org/drawingml/2006/main" noChangeAspect="1"/>
             </wp:cNvGraphicFramePr>
@@ -574,7 +590,7 @@
               <a:graphicData uri="http://schemas.openxmlformats.org/drawingml/2006/picture">
                 <pic:pic xmlns:pic="http://schemas.openxmlformats.org/drawingml/2006/picture">
                   <pic:nvPicPr>
-                    <pic:cNvPr id="0" name="Picture 1"/>
+                    <pic:cNvPr id="0" name="Picture 4"/>
                     <pic:cNvPicPr>
                       <a:picLocks noChangeAspect="1" noChangeArrowheads="1"/>
                     </pic:cNvPicPr>
@@ -589,7 +605,7 @@
                   <pic:spPr bwMode="auto">
                     <a:xfrm>
                       <a:off x="0" y="0"/>
-                      <a:ext cx="5940425" cy="8854876"/>
+                      <a:ext cx="3830765" cy="8941612"/>
                     </a:xfrm>
                     <a:prstGeom prst="rect">
                       <a:avLst/>
@@ -619,9 +635,9 @@
         <w:lastRenderedPageBreak/>
         <w:drawing>
           <wp:inline distT="0" distB="0" distL="0" distR="0">
-            <wp:extent cx="4248150" cy="11239500"/>
+            <wp:extent cx="2934666" cy="8321901"/>
             <wp:effectExtent l="19050" t="0" r="0" b="0"/>
-            <wp:docPr id="4" name="Рисунок 4"/>
+            <wp:docPr id="5" name="Рисунок 7"/>
             <wp:cNvGraphicFramePr>
               <a:graphicFrameLocks xmlns:a="http://schemas.openxmlformats.org/drawingml/2006/main" noChangeAspect="1"/>
             </wp:cNvGraphicFramePr>
@@ -629,7 +645,7 @@
               <a:graphicData uri="http://schemas.openxmlformats.org/drawingml/2006/picture">
                 <pic:pic xmlns:pic="http://schemas.openxmlformats.org/drawingml/2006/picture">
                   <pic:nvPicPr>
-                    <pic:cNvPr id="0" name="Picture 4"/>
+                    <pic:cNvPr id="0" name="Picture 7"/>
                     <pic:cNvPicPr>
                       <a:picLocks noChangeAspect="1" noChangeArrowheads="1"/>
                     </pic:cNvPicPr>
@@ -644,7 +660,7 @@
                   <pic:spPr bwMode="auto">
                     <a:xfrm>
                       <a:off x="0" y="0"/>
-                      <a:ext cx="4248150" cy="11239500"/>
+                      <a:ext cx="2938760" cy="8333510"/>
                     </a:xfrm>
                     <a:prstGeom prst="rect">
                       <a:avLst/>
@@ -674,9 +690,9 @@
         <w:lastRenderedPageBreak/>
         <w:drawing>
           <wp:inline distT="0" distB="0" distL="0" distR="0">
-            <wp:extent cx="5076825" cy="11020425"/>
-            <wp:effectExtent l="19050" t="0" r="9525" b="0"/>
-            <wp:docPr id="7" name="Рисунок 7"/>
+            <wp:extent cx="3535499" cy="7995447"/>
+            <wp:effectExtent l="19050" t="0" r="7801" b="0"/>
+            <wp:docPr id="6" name="Рисунок 10"/>
             <wp:cNvGraphicFramePr>
               <a:graphicFrameLocks xmlns:a="http://schemas.openxmlformats.org/drawingml/2006/main" noChangeAspect="1"/>
             </wp:cNvGraphicFramePr>
@@ -684,7 +700,7 @@
               <a:graphicData uri="http://schemas.openxmlformats.org/drawingml/2006/picture">
                 <pic:pic xmlns:pic="http://schemas.openxmlformats.org/drawingml/2006/picture">
                   <pic:nvPicPr>
-                    <pic:cNvPr id="0" name="Picture 7"/>
+                    <pic:cNvPr id="0" name="Picture 10"/>
                     <pic:cNvPicPr>
                       <a:picLocks noChangeAspect="1" noChangeArrowheads="1"/>
                     </pic:cNvPicPr>
@@ -699,62 +715,7 @@
                   <pic:spPr bwMode="auto">
                     <a:xfrm>
                       <a:off x="0" y="0"/>
-                      <a:ext cx="5076825" cy="11020425"/>
-                    </a:xfrm>
-                    <a:prstGeom prst="rect">
-                      <a:avLst/>
-                    </a:prstGeom>
-                    <a:noFill/>
-                    <a:ln w="9525">
-                      <a:noFill/>
-                      <a:miter lim="800000"/>
-                      <a:headEnd/>
-                      <a:tailEnd/>
-                    </a:ln>
-                  </pic:spPr>
-                </pic:pic>
-              </a:graphicData>
-            </a:graphic>
-          </wp:inline>
-        </w:drawing>
-      </w:r>
-      <w:r>
-        <w:rPr>
-          <w:rFonts w:ascii="Times New Roman" w:hAnsi="Times New Roman" w:cs="Times New Roman"/>
-          <w:noProof/>
-          <w:sz w:val="28"/>
-          <w:szCs w:val="28"/>
-          <w:lang w:eastAsia="ja-JP"/>
-        </w:rPr>
-        <w:lastRenderedPageBreak/>
-        <w:drawing>
-          <wp:inline distT="0" distB="0" distL="0" distR="0">
-            <wp:extent cx="3409950" cy="11087100"/>
-            <wp:effectExtent l="19050" t="0" r="0" b="0"/>
-            <wp:docPr id="10" name="Рисунок 10"/>
-            <wp:cNvGraphicFramePr>
-              <a:graphicFrameLocks xmlns:a="http://schemas.openxmlformats.org/drawingml/2006/main" noChangeAspect="1"/>
-            </wp:cNvGraphicFramePr>
-            <a:graphic xmlns:a="http://schemas.openxmlformats.org/drawingml/2006/main">
-              <a:graphicData uri="http://schemas.openxmlformats.org/drawingml/2006/picture">
-                <pic:pic xmlns:pic="http://schemas.openxmlformats.org/drawingml/2006/picture">
-                  <pic:nvPicPr>
-                    <pic:cNvPr id="0" name="Picture 10"/>
-                    <pic:cNvPicPr>
-                      <a:picLocks noChangeAspect="1" noChangeArrowheads="1"/>
-                    </pic:cNvPicPr>
-                  </pic:nvPicPr>
-                  <pic:blipFill>
-                    <a:blip r:embed="rId7"/>
-                    <a:srcRect/>
-                    <a:stretch>
-                      <a:fillRect/>
-                    </a:stretch>
-                  </pic:blipFill>
-                  <pic:spPr bwMode="auto">
-                    <a:xfrm>
-                      <a:off x="0" y="0"/>
-                      <a:ext cx="3409950" cy="11087100"/>
+                      <a:ext cx="3535499" cy="7995447"/>
                     </a:xfrm>
                     <a:prstGeom prst="rect">
                       <a:avLst/>
@@ -795,7 +756,6 @@
           <w:sz w:val="28"/>
           <w:szCs w:val="28"/>
         </w:rPr>
-        <w:lastRenderedPageBreak/>
         <w:t>ТЕСТИРОВАНИЕ</w:t>
       </w:r>
       <w:r>
@@ -883,6 +843,7 @@
                 <w:sz w:val="28"/>
                 <w:szCs w:val="28"/>
               </w:rPr>
+              <w:lastRenderedPageBreak/>
               <w:t>№</w:t>
             </w:r>
           </w:p>
@@ -1732,33 +1693,42 @@
                 <w:szCs w:val="28"/>
                 <w:lang w:val="en-US"/>
               </w:rPr>
+              <w:t xml:space="preserve">    9   95  -77  -13   62   42    8</w:t>
+            </w:r>
+          </w:p>
+          <w:p>
+            <w:pPr>
+              <w:keepNext/>
+              <w:tabs>
+                <w:tab w:val="left" w:pos="6015"/>
+              </w:tabs>
+              <w:spacing w:line="360" w:lineRule="auto"/>
+              <w:jc w:val="both"/>
+              <w:rPr>
+                <w:rFonts w:ascii="Times New Roman" w:hAnsi="Times New Roman" w:cs="Times New Roman"/>
+                <w:sz w:val="28"/>
+                <w:szCs w:val="28"/>
+                <w:lang w:val="en-US"/>
+              </w:rPr>
+            </w:pPr>
+            <w:r>
+              <w:rPr>
+                <w:rFonts w:ascii="Times New Roman" w:hAnsi="Times New Roman" w:cs="Times New Roman"/>
+                <w:sz w:val="28"/>
+                <w:szCs w:val="28"/>
+                <w:lang w:val="en-US"/>
+              </w:rPr>
+              <w:t xml:space="preserve">   83  -85   78   68   </w:t>
+            </w:r>
+            <w:r>
+              <w:rPr>
+                <w:rFonts w:ascii="Times New Roman" w:hAnsi="Times New Roman" w:cs="Times New Roman"/>
+                <w:sz w:val="28"/>
+                <w:szCs w:val="28"/>
+                <w:lang w:val="en-US"/>
+              </w:rPr>
               <w:lastRenderedPageBreak/>
-              <w:t xml:space="preserve">    9   95  -77  -13   62   42    8</w:t>
-            </w:r>
-          </w:p>
-          <w:p>
-            <w:pPr>
-              <w:keepNext/>
-              <w:tabs>
-                <w:tab w:val="left" w:pos="6015"/>
-              </w:tabs>
-              <w:spacing w:line="360" w:lineRule="auto"/>
-              <w:jc w:val="both"/>
-              <w:rPr>
-                <w:rFonts w:ascii="Times New Roman" w:hAnsi="Times New Roman" w:cs="Times New Roman"/>
-                <w:sz w:val="28"/>
-                <w:szCs w:val="28"/>
-                <w:lang w:val="en-US"/>
-              </w:rPr>
-            </w:pPr>
-            <w:r>
-              <w:rPr>
-                <w:rFonts w:ascii="Times New Roman" w:hAnsi="Times New Roman" w:cs="Times New Roman"/>
-                <w:sz w:val="28"/>
-                <w:szCs w:val="28"/>
-                <w:lang w:val="en-US"/>
-              </w:rPr>
-              <w:t xml:space="preserve">   83  -85   78   68   10   74  -33</w:t>
+              <w:t>10   74  -33</w:t>
             </w:r>
           </w:p>
         </w:tc>
@@ -2012,6 +1982,7 @@
                 <w:szCs w:val="28"/>
                 <w:lang w:val="en-US"/>
               </w:rPr>
+              <w:lastRenderedPageBreak/>
               <w:t>Его</w:t>
             </w:r>
             <w:proofErr w:type="spellEnd"/>
@@ -2858,33 +2829,42 @@
                 <w:szCs w:val="28"/>
                 <w:lang w:val="en-US"/>
               </w:rPr>
+              <w:t xml:space="preserve">   82  -75    7   29  -25  -13  -98</w:t>
+            </w:r>
+          </w:p>
+          <w:p>
+            <w:pPr>
+              <w:keepNext/>
+              <w:tabs>
+                <w:tab w:val="left" w:pos="6015"/>
+              </w:tabs>
+              <w:spacing w:line="360" w:lineRule="auto"/>
+              <w:jc w:val="both"/>
+              <w:rPr>
+                <w:rFonts w:ascii="Times New Roman" w:hAnsi="Times New Roman" w:cs="Times New Roman"/>
+                <w:sz w:val="28"/>
+                <w:szCs w:val="28"/>
+                <w:lang w:val="en-US"/>
+              </w:rPr>
+            </w:pPr>
+            <w:r>
+              <w:rPr>
+                <w:rFonts w:ascii="Times New Roman" w:hAnsi="Times New Roman" w:cs="Times New Roman"/>
+                <w:sz w:val="28"/>
+                <w:szCs w:val="28"/>
+                <w:lang w:val="en-US"/>
+              </w:rPr>
+              <w:t xml:space="preserve">  -92   57  -46   91   </w:t>
+            </w:r>
+            <w:r>
+              <w:rPr>
+                <w:rFonts w:ascii="Times New Roman" w:hAnsi="Times New Roman" w:cs="Times New Roman"/>
+                <w:sz w:val="28"/>
+                <w:szCs w:val="28"/>
+                <w:lang w:val="en-US"/>
+              </w:rPr>
               <w:lastRenderedPageBreak/>
-              <w:t xml:space="preserve">   82  -75    7   29  -25  -13  -98</w:t>
-            </w:r>
-          </w:p>
-          <w:p>
-            <w:pPr>
-              <w:keepNext/>
-              <w:tabs>
-                <w:tab w:val="left" w:pos="6015"/>
-              </w:tabs>
-              <w:spacing w:line="360" w:lineRule="auto"/>
-              <w:jc w:val="both"/>
-              <w:rPr>
-                <w:rFonts w:ascii="Times New Roman" w:hAnsi="Times New Roman" w:cs="Times New Roman"/>
-                <w:sz w:val="28"/>
-                <w:szCs w:val="28"/>
-                <w:lang w:val="en-US"/>
-              </w:rPr>
-            </w:pPr>
-            <w:r>
-              <w:rPr>
-                <w:rFonts w:ascii="Times New Roman" w:hAnsi="Times New Roman" w:cs="Times New Roman"/>
-                <w:sz w:val="28"/>
-                <w:szCs w:val="28"/>
-                <w:lang w:val="en-US"/>
-              </w:rPr>
-              <w:t xml:space="preserve">  -92   57  -46   91   37   28   69</w:t>
+              <w:t>37   28   69</w:t>
             </w:r>
           </w:p>
         </w:tc>
@@ -3138,6 +3118,7 @@
                 <w:szCs w:val="28"/>
                 <w:lang w:val="en-US"/>
               </w:rPr>
+              <w:lastRenderedPageBreak/>
               <w:t>Его</w:t>
             </w:r>
             <w:proofErr w:type="spellEnd"/>
@@ -4398,7 +4379,7 @@
   <a:extraClrSchemeLst/>
   <a:extLst>
     <a:ext uri="{05A4C25C-085E-4340-85A3-A5531E510DB2}">
-      <thm15:themeFamily xmlns:thm15="http://schemas.microsoft.com/office/thememl/2012/main" xmlns="" name="Office Theme" id="{62F939B6-93AF-4DB8-9C6B-D6C7DFDC589F}" vid="{4A3C46E8-61CC-4603-A589-7422A47A8E4A}"/>
+      <thm15:themeFamily xmlns="" xmlns:thm15="http://schemas.microsoft.com/office/thememl/2012/main" name="Office Theme" id="{62F939B6-93AF-4DB8-9C6B-D6C7DFDC589F}" vid="{4A3C46E8-61CC-4603-A589-7422A47A8E4A}"/>
     </a:ext>
   </a:extLst>
 </a:theme>
